--- a/apps/staff/src/core/Paperwork/US_TN/UsTnReclassification2026/rcaf_template.docx
+++ b/apps/staff/src/core/Paperwork/US_TN/UsTnReclassification2026/rcaf_template.docx
@@ -154,6 +154,11 @@
           <w:lang w:val="en-US"/>
         </w:rPr>
         <w:t>}</w:t>
+      </w:r>
+    </w:p>
+    <w:p>
+      <w:r>
+        <w:t xml:space="preserve">{#showTrusteeGatingQuestions}</w:t>
       </w:r>
     </w:p>
     <w:p>
@@ -579,6 +584,11 @@
           <w:lang w:val="en-US"/>
         </w:rPr>
         <w:t>}</w:t>
+      </w:r>
+    </w:p>
+    <w:p>
+      <w:r>
+        <w:t xml:space="preserve">{/showTrusteeGatingQuestions}</w:t>
       </w:r>
     </w:p>
     <w:p>
